--- a/Volume 1/Chapter 10 - Data Structures/SPA_Vol1_Ch10_Lesson10_6a_Hash_Tables_EXTENDED.docx
+++ b/Volume 1/Chapter 10 - Data Structures/SPA_Vol1_Ch10_Lesson10_6a_Hash_Tables_EXTENDED.docx
@@ -67,7 +67,10 @@
     </w:p>
     <w:p>
       <w:r>
-        <w:t>Look up a server's status by the server's name, as Lesson 10.6 does, in Assembly, Rust, Erlang, and Solidity: build the same small hash table, where a hash function turns each name into one of 8 bucket numbers, each bucket holds the few entries whose names hash to it, and a lookup searches only that one bucket while counting its comparisons. Watch two names collide in one bucket, see what a missing name costs, then bound each bucket at 2 entries, remove an entry, and compare the table with each language's own map: Rust's HashMap, Erlang's map, and Solidity's mapping. Assembly, like C, has no map to compare with.</w:t>
+        <w:t>Look up a server's status by the server's name, as Lesson 10.6 does, in Assembly, Rust, Erlang, and Solidity: build the same small hash table, where a hash function turns each name into one of 8 bucket numbers, each bucket holds the few entries whose names hash to it, and a lookup searches only that one bucket while counting its comparisons. Watch two names collide in one bucket, see what a missing name costs, then bound each bucket at 2 entries, remove an entry, and compare the table with each language's o</w:t>
+      </w:r>
+      <w:r>
+        <w:t>wn map: Rust's HashMap, Erlang's map, and Solidity's mapping. Assembly, like C, has no map to compare with.</w:t>
       </w:r>
     </w:p>
     <w:p>
@@ -95,7 +98,10 @@
     </w:p>
     <w:p>
       <w:r>
-        <w:t>Lesson 10.6 showed how a map finds a value by its key in about one step, and why that speed is an average and not a promise. These four languages show the same table under very different rules. Assembly lays the buckets out byte by byte, and its 32-bit register wraps the hash by itself. Rust makes the wrap a deliberate choice and hands back an Option for a missing key. Erlang never changes a value, so every put returns a new table. Solidity's own mapping is a hash table with no buckets at all: the hash of the key is the storage address. Read Lesson 10.6 first; this companion builds on it.</w:t>
+        <w:t>Lesson 10.6 showed how a map finds a value by its key in about one step, and why that speed is an average and not a promise. These four languages show the same table under very different rules. Assembly lays the buckets out byte by byte, and its 32-bit register wraps the hash by itself. Rust makes the wrap a deliberate choice and hands back an Option for a missing key. Erlang never changes a value, so every put returns a new table. Solidity's own mapping is a hash table with no buckets at all: the hash of t</w:t>
+      </w:r>
+      <w:r>
+        <w:t>he key is the storage address. Read Lesson 10.6 first; this companion builds on it.</w:t>
       </w:r>
     </w:p>
     <w:p>
@@ -134,7 +140,10 @@
         <w:pStyle w:val="ListBullet"/>
       </w:pPr>
       <w:r>
-        <w:t>Remember, the hash turns a key into a bucket number, and two keys can share a bucket. The course hash, the same in every language, starts at 0 and takes the key's bytes one at a time: hash = hash * 31 + byte. It is kept to 32 bits, wrapping round from 0 when it passes 4294967295, and at the end bucket = hash % 8. Each language gets the 32-bit wrap its own way: Assembly's 32-bit register eax wraps by itself, Rust says so with wrapping_mul and wrapping_add, Erlang keeps the last 32 bits with band 16#FFFFFFFF, and Solidity with % 4294967296.</w:t>
+        <w:t>Remember, the hash turns a key into a bucket number, and two keys can share a bucket. The course hash, the same in every language, starts at 0 and takes the key's bytes one at a time: hash = hash * 31 + byte. It is kept to 32 bits, wrapping round from 0 when it passes 4294967295, and at the end bucket = hash % 8. Each language gets the 32-bit wrap its own way: Assembly's 32-bit register eax wraps by itself, Rust says so with wrapping_mul and wrapping_add, Erlang keeps the last 32 bits with band 16#FFFFFFFF,</w:t>
+      </w:r>
+      <w:r>
+        <w:t xml:space="preserve"> and Solidity with % 4294967296.</w:t>
       </w:r>
     </w:p>
     <w:p>
@@ -970,7 +979,7 @@
         <w:keepNext/>
       </w:pPr>
       <w:r>
-        <w:t>[profile.default]</w:t>
+        <w:t>[profile.default]  # Remember, the settings forge uses by default.</w:t>
       </w:r>
     </w:p>
     <w:p>
@@ -1232,7 +1241,10 @@
     </w:p>
     <w:p>
       <w:r>
-        <w:t>Assembly has no map, so the program builds the bounded table of the C version of Lesson 10.6. The table is one block of 320 bytes in .bss, laid out like C's struct StatusTable: 8 buckets of 40 bytes side by side. Each bucket holds 2 entries of 16 bytes, the key's address and the status's address, named by equ offsets as in Lesson 2.9a, followed by the count of entries in use. hash_key keeps the hash in the 32-bit register eax, so it wraps exactly as C's uint32_t does, and div by 8 leaves the bucket number as the remainder. Keys are compared with the C library's strcmp. Nothing grows, so no heap memory, HeapAlloc on Windows or malloc on Linux (Volume 1, Chapter 9, Lesson 9.2a: Heap Memory EXTENDED), is needed. Like C, Assembly has no standard map, so its Production-Minded program ends without the two Map get lines.</w:t>
+        <w:t>Assembly has no map, so the program builds the bounded table of the C version of Lesson 10.6. The table is one block of 320 bytes in .bss, laid out like C's struct StatusTable: 8 buckets of 40 bytes side by side. Each bucket holds 2 entries of 16 bytes, the key's address and the status's address, named by equ offsets as in Lesson 2.9a, followed by the count of entries in use. hash_key keeps the hash in the 32-bit register eax, so it wraps exactly as C's uint32_t does, and div by 8 leaves the bucket number a</w:t>
+      </w:r>
+      <w:r>
+        <w:t>s the remainder. Keys are compared with the C library's strcmp. Nothing grows, so no heap memory, HeapAlloc on Windows or malloc on Linux (Volume 1, Chapter 9, Lesson 9.2a: Heap Memory EXTENDED), is needed. Like C, Assembly has no standard map, so its Production-Minded program ends without the two Map get lines.</w:t>
       </w:r>
     </w:p>
     <w:p>
@@ -4591,7 +4603,7 @@
         <w:pStyle w:val="SourceCode"/>
       </w:pPr>
       <w:r>
-        <w:t xml:space="preserve">    ; Five pushes also keep the stack aligned for the calls.</w:t>
+        <w:t xml:space="preserve">    ; Five pushes keep the stack aligned. Remember, Linux: eax = xmm count.</w:t>
       </w:r>
     </w:p>
     <w:p>
@@ -8376,31 +8388,31 @@
         <w:pStyle w:val="SourceCode"/>
       </w:pPr>
       <w:r>
-        <w:t>; bucket. Only that one bucket is searched. Each entry after the removed</w:t>
-      </w:r>
-    </w:p>
-    <w:p>
-      <w:pPr>
-        <w:pStyle w:val="SourceCode"/>
-      </w:pPr>
-      <w:r>
-        <w:t>; one is copied down one place, so the entries in use stay side by side</w:t>
-      </w:r>
-    </w:p>
-    <w:p>
-      <w:pPr>
-        <w:pStyle w:val="SourceCode"/>
-      </w:pPr>
-      <w:r>
-        <w:t>; from position 0. Remember, removal shifts the rest. A key that is not</w:t>
-      </w:r>
-    </w:p>
-    <w:p>
-      <w:pPr>
-        <w:pStyle w:val="SourceCode"/>
-      </w:pPr>
-      <w:r>
-        <w:t>; there is reported, not ignored.</w:t>
+        <w:t>; bucket, searching only that bucket: rbx, r12, r14, and r15 hold the</w:t>
+      </w:r>
+    </w:p>
+    <w:p>
+      <w:pPr>
+        <w:pStyle w:val="SourceCode"/>
+      </w:pPr>
+      <w:r>
+        <w:t>; bucket, the key, its number, and the position, as in put_status. Each</w:t>
+      </w:r>
+    </w:p>
+    <w:p>
+      <w:pPr>
+        <w:pStyle w:val="SourceCode"/>
+      </w:pPr>
+      <w:r>
+        <w:t>; later entry is copied down one place, so the entries in use stay side</w:t>
+      </w:r>
+    </w:p>
+    <w:p>
+      <w:pPr>
+        <w:pStyle w:val="SourceCode"/>
+      </w:pPr>
+      <w:r>
+        <w:t>; by side. Remember, removal shifts the rest. A missing key is reported.</w:t>
       </w:r>
     </w:p>
     <w:p>
@@ -11331,31 +11343,31 @@
         <w:pStyle w:val="SourceCode"/>
       </w:pPr>
       <w:r>
-        <w:t>; bucket. Only that one bucket is searched. Each entry after the removed</w:t>
-      </w:r>
-    </w:p>
-    <w:p>
-      <w:pPr>
-        <w:pStyle w:val="SourceCode"/>
-      </w:pPr>
-      <w:r>
-        <w:t>; one is copied down one place, so the entries in use stay side by side</w:t>
-      </w:r>
-    </w:p>
-    <w:p>
-      <w:pPr>
-        <w:pStyle w:val="SourceCode"/>
-      </w:pPr>
-      <w:r>
-        <w:t>; from position 0. Remember, removal shifts the rest. A key that is not</w:t>
-      </w:r>
-    </w:p>
-    <w:p>
-      <w:pPr>
-        <w:pStyle w:val="SourceCode"/>
-      </w:pPr>
-      <w:r>
-        <w:t>; there is reported, not ignored.</w:t>
+        <w:t>; bucket, searching only that bucket: rbx, r12, r14, and r15 hold the</w:t>
+      </w:r>
+    </w:p>
+    <w:p>
+      <w:pPr>
+        <w:pStyle w:val="SourceCode"/>
+      </w:pPr>
+      <w:r>
+        <w:t>; bucket, the key, its number, and the position, as in put_status. Each</w:t>
+      </w:r>
+    </w:p>
+    <w:p>
+      <w:pPr>
+        <w:pStyle w:val="SourceCode"/>
+      </w:pPr>
+      <w:r>
+        <w:t>; later entry is copied down one place, so the entries in use stay side</w:t>
+      </w:r>
+    </w:p>
+    <w:p>
+      <w:pPr>
+        <w:pStyle w:val="SourceCode"/>
+      </w:pPr>
+      <w:r>
+        <w:t>; by side. Remember, removal shifts the rest. A missing key is reported.</w:t>
       </w:r>
     </w:p>
     <w:p>
@@ -12868,7 +12880,10 @@
     </w:p>
     <w:p>
       <w:r>
-        <w:t>Rust's standard hash table is HashMap, from std::collections. Lesson 2.8a used BTreeMap instead, which is not a hash table: it keeps its keys sorted in a tree (Lesson 10.7 explains trees). The program first builds the small table itself, so you can see the buckets: StatusTable holds a Vec of 8 buckets, and each bucket is a Vec of entries. The hash is a u32, and wrapping_mul and wrapping_add say that its wrap at 32 bits is intended: a plain * or + that passes 4294967295 stops a debug build with an overflow panic. get_status returns an Option&lt;String&gt;: Some(status), or None for a missing key. The Production-Minded version then asks a HashMap the same questions.</w:t>
+        <w:t>Rust's standard hash table is HashMap, from std::collections. Lesson 2.8a used BTreeMap instead, which is not a hash table: it keeps its keys sorted in a tree (Lesson 10.7 explains trees). The program first builds the small table itself, so you can see the buckets: StatusTable holds a Vec of 8 buckets, and each bucket is a Vec of entries. The hash is a u32, and wrapping_mul and wrapping_add say that its wrap at 32 bits is intended: a plain * or + that passes 4294967295 stops a debug build with an overflow p</w:t>
+      </w:r>
+      <w:r>
+        <w:t>anic. get_status returns an Option&lt;String&gt;: Some(status), or None for a missing key. The Production-Minded version then asks a HashMap the same questions.</w:t>
       </w:r>
     </w:p>
     <w:p>
@@ -14313,7 +14328,10 @@
     </w:p>
     <w:p>
       <w:r>
-        <w:t>The production-minded version bounds the table and adds removal. BUCKET_CAPACITY is 2, and put_status refuses a new key whose bucket already holds 2 entries and prints a line that says so. remove_status takes a key out of its bucket, or reports that it is not there. backup-01 is refused while bucket 4 is full, and fits once web-03 is removed. Last, compare_with_map puts the same five servers into Rust's standard map, a HashMap, and asks it for web-03 and mail-01. The output is the Basic output plus those lines.</w:t>
+        <w:t>The production-minded version bounds the table and adds removal. BUCKET_CAPACITY is 2, and put_status refuses a new key whose bucket already holds 2 entries and prints a line that says so. remove_status takes a key out of its bucket, or reports that it is not there. backup-01 is refused while bucket 4 is full, and fits once web-03 is removed. Last, compare_with_map puts the same five servers into Rust's standard map, a HashMap, and asks it for web-03 and mail-01. The output is the Basic output plus those li</w:t>
+      </w:r>
+      <w:r>
+        <w:t>nes.</w:t>
       </w:r>
     </w:p>
     <w:p>
@@ -14663,23 +14681,23 @@
         <w:pStyle w:val="SourceCode"/>
       </w:pPr>
       <w:r>
-        <w:t>// already there, or adds the entry to its bucket. This table is bounded:</w:t>
-      </w:r>
-    </w:p>
-    <w:p>
-      <w:pPr>
-        <w:pStyle w:val="SourceCode"/>
-      </w:pPr>
-      <w:r>
-        <w:t>// a bucket holds only BUCKET_CAPACITY entries, so a new key whose bucket</w:t>
-      </w:r>
-    </w:p>
-    <w:p>
-      <w:pPr>
-        <w:pStyle w:val="SourceCode"/>
-      </w:pPr>
-      <w:r>
-        <w:t>// is full is refused with a line that says so.</w:t>
+        <w:t>// already there, or adds the entry. Remember, &amp;mut table.buckets[...] and</w:t>
+      </w:r>
+    </w:p>
+    <w:p>
+      <w:pPr>
+        <w:pStyle w:val="SourceCode"/>
+      </w:pPr>
+      <w:r>
+        <w:t>// iter_mut() lend the table's own bucket and entries to change. A full</w:t>
+      </w:r>
+    </w:p>
+    <w:p>
+      <w:pPr>
+        <w:pStyle w:val="SourceCode"/>
+      </w:pPr>
+      <w:r>
+        <w:t>// bucket, BUCKET_CAPACITY entries, refuses a new key with a line.</w:t>
       </w:r>
     </w:p>
     <w:p>
@@ -16082,7 +16100,10 @@
     </w:p>
     <w:p>
       <w:r>
-        <w:t>Erlang's standard map, #{...} from Lesson 2.8a, becomes a hash table once it holds more than 32 keys. The program first builds the small table itself, so you can see the buckets: a tuple of 8 places, one per bucket, each holding a list of {Key, Status} tuples, Erlang's usual form for a key and its value. Remember, an Erlang collection never changes; a function returns a new tuple or list. So every put and remove returns a new table: setelement makes a new tuple with one bucket replaced, and main keeps each table under a new name. An Erlang integer grows as large as it needs and never overflows, so band 16#FFFFFFFF keeps the hash's last 32 bits by hand, and rem 8 picks the bucket. get_status returns the status, or the atom undefined for a missing key. The Production-Minded version then asks a map the same questions.</w:t>
+        <w:t xml:space="preserve">Erlang's standard map, #{...} from Lesson 2.8a, becomes a hash table once it holds more than 32 keys. The program first builds the small table itself, so you can see the buckets: a tuple of 8 places, one per bucket, each holding a list of {Key, Status} tuples, Erlang's usual form for a key and its value. Remember, an Erlang collection never changes; a function returns a new tuple or list. So every put and remove returns a new table: setelement makes a new tuple with one bucket replaced, and main keeps each </w:t>
+      </w:r>
+      <w:r>
+        <w:t>table under a new name. An Erlang integer grows as large as it needs and never overflows, so band 16#FFFFFFFF keeps the hash's last 32 bits by hand, and rem 8 picks the bucket. get_status returns the status, or the atom undefined for a missing key. The Production-Minded version then asks a map the same questions.</w:t>
       </w:r>
     </w:p>
     <w:p>
@@ -17436,7 +17457,10 @@
     </w:p>
     <w:p>
       <w:r>
-        <w:t>The production-minded version bounds the table and adds removal. ?BUCKET_CAPACITY is 2, and put_status refuses a new key whose bucket already holds 2 entries and prints a line that says so. remove_status takes a key out of its bucket, or reports that it is not there. backup-01 is refused while bucket 4 is full, and fits once web-03 is removed. A refused put and a remove of a missing key return the table unchanged. Last, compare_with_map puts the same five servers into Erlang's standard map and asks it for web-03 and mail-01. The output is the Basic output plus those lines.</w:t>
+        <w:t>The production-minded version bounds the table and adds removal. ?BUCKET_CAPACITY is 2, and put_status refuses a new key whose bucket already holds 2 entries and prints a line that says so. remove_status takes a key out of its bucket, or reports that it is not there. backup-01 is refused while bucket 4 is full, and fits once web-03 is removed. A refused put and a remove of a missing key return the table unchanged. Last, compare_with_map puts the same five servers into Erlang's standard map and asks it for w</w:t>
+      </w:r>
+      <w:r>
+        <w:t>eb-03 and mail-01. The output is the Basic output plus those lines.</w:t>
       </w:r>
     </w:p>
     <w:p>
@@ -19114,7 +19138,10 @@
     </w:p>
     <w:p>
       <w:r>
-        <w:t>Solidity's built-in hash table is the mapping, and it is unusual: it lives only in storage, the contract's permanent data, it has no buckets to search, and it cannot list its keys. The program first builds the small table in memory, laid out like the C version: struct StatusTable holds a fixed array of 8 Buckets, and each Bucket holds a fixed array of 2 StatusEntry records and a count. The table lives for this run only, and nothing is stored, so the Basic run is pure. Solidity stops the script when a number overflows its type, so the hash is kept in a uint256, far too big to overflow here, and % HASH_RANGE keeps its last 32 bits after every step. Texts are compared by their keccak256 fingerprints, and a line with more values than console.log takes, a format and three values, is joined with string.concat. getStatus returns the status and found, which is false for a missing key. The Production-Minded version then puts the same five servers into a mapping.</w:t>
+        <w:t>Solidity's built-in hash table is the mapping, and it is unusual: it lives only in storage, the contract's permanent data, it has no buckets to search, and it cannot list its keys. The program first builds the small table in memory, laid out like the C version: struct StatusTable holds a fixed array of 8 Buckets, and each Bucket holds a fixed array of 2 StatusEntry records and a count. The table lives for this run only, and nothing is stored, so the Basic run is pure. Solidity stops the script when a number</w:t>
+      </w:r>
+      <w:r>
+        <w:t xml:space="preserve"> overflows its type, so the hash is kept in a uint256, far too big to overflow here, and % HASH_RANGE keeps its last 32 bits after every step. Texts are compared by their keccak256 fingerprints, and a line with more values than console.log takes, a format and three values, is joined with string.concat. getStatus returns the status and found, which is false for a missing key. The Production-Minded version then puts the same five servers into a mapping.</w:t>
       </w:r>
     </w:p>
     <w:p>
@@ -19965,15 +19992,15 @@
         <w:pStyle w:val="SourceCode"/>
       </w:pPr>
       <w:r>
-        <w:t xml:space="preserve">    // console.log takes at most four values, so the line is joined with</w:t>
-      </w:r>
-    </w:p>
-    <w:p>
-      <w:pPr>
-        <w:pStyle w:val="SourceCode"/>
-      </w:pPr>
-      <w:r>
-        <w:t xml:space="preserve">    // string.concat. Remember, vm.toString converts a number to text.</w:t>
+        <w:t xml:space="preserve">    // Remember, console.log takes three values at most, so this line's four</w:t>
+      </w:r>
+    </w:p>
+    <w:p>
+      <w:pPr>
+        <w:pStyle w:val="SourceCode"/>
+      </w:pPr>
+      <w:r>
+        <w:t xml:space="preserve">    // are joined with string.concat. vm.toString turns a number into text.</w:t>
       </w:r>
     </w:p>
     <w:p>
@@ -20761,7 +20788,10 @@
     </w:p>
     <w:p>
       <w:r>
-        <w:t>The production-minded version bounds the table and adds removal. BUCKET_CAPACITY is 2, and putStatus refuses a new key whose bucket already holds 2 entries and prints a line that says so. removeStatus takes a key out of its bucket, or reports that it is not there. backup-01 is refused while bucket 4 is full, and fits once web-03 is removed. Last, compareWithMap stores the same five servers in a mapping, Solidity's own hash table, and asks it for web-03 and mail-01. The output is the Basic output plus those lines.</w:t>
+        <w:t xml:space="preserve">The production-minded version bounds the table and adds removal. BUCKET_CAPACITY is 2, and putStatus refuses a new key whose bucket already holds 2 entries and prints a line that says so. removeStatus takes a key out of its bucket, or reports that it is not there. backup-01 is refused while bucket 4 is full, and fits once web-03 is removed. Last, compareWithMap stores the same five servers in a mapping, Solidity's own hash table, and asks it for web-03 and mail-01. The output is the Basic output plus those </w:t>
+      </w:r>
+      <w:r>
+        <w:t>lines.</w:t>
       </w:r>
     </w:p>
     <w:p>
@@ -21221,31 +21251,31 @@
         <w:pStyle w:val="SourceCode"/>
       </w:pPr>
       <w:r>
-        <w:t xml:space="preserve">    // key already there, or adds the entry to its bucket. A bucket holds</w:t>
-      </w:r>
-    </w:p>
-    <w:p>
-      <w:pPr>
-        <w:pStyle w:val="SourceCode"/>
-      </w:pPr>
-      <w:r>
-        <w:t xml:space="preserve">    // only BUCKET_CAPACITY entries, so a new key whose bucket is full is</w:t>
-      </w:r>
-    </w:p>
-    <w:p>
-      <w:pPr>
-        <w:pStyle w:val="SourceCode"/>
-      </w:pPr>
-      <w:r>
-        <w:t xml:space="preserve">    // refused with a line that says so. Writing a third entry would stop</w:t>
-      </w:r>
-    </w:p>
-    <w:p>
-      <w:pPr>
-        <w:pStyle w:val="SourceCode"/>
-      </w:pPr>
-      <w:r>
-        <w:t xml:space="preserve">    // the script: Solidity checks every array position.</w:t>
+        <w:t xml:space="preserve">    // key already there, or adds the entry. Remember, bucket names the same</w:t>
+      </w:r>
+    </w:p>
+    <w:p>
+      <w:pPr>
+        <w:pStyle w:val="SourceCode"/>
+      </w:pPr>
+      <w:r>
+        <w:t xml:space="preserve">    // bucket inside the table, not a copy. A full bucket (BUCKET_CAPACITY</w:t>
+      </w:r>
+    </w:p>
+    <w:p>
+      <w:pPr>
+        <w:pStyle w:val="SourceCode"/>
+      </w:pPr>
+      <w:r>
+        <w:t xml:space="preserve">    // entries) refuses a new key with a line that says so; writing a third</w:t>
+      </w:r>
+    </w:p>
+    <w:p>
+      <w:pPr>
+        <w:pStyle w:val="SourceCode"/>
+      </w:pPr>
+      <w:r>
+        <w:t xml:space="preserve">    // entry would stop the script: Solidity checks every array position.</w:t>
       </w:r>
     </w:p>
     <w:p>
@@ -23351,7 +23381,10 @@
     </w:p>
     <w:p>
       <w:r>
-        <w:t>The Chapter 10 Project, the In-Memory Database, keeps its records in this table, grown: the same hash, 8 buckets to start, and a list per bucket, and its EXTENDED companion builds it in these four languages. Assembly does it as C does, with each bucket a chain of nodes from malloc; Rust keeps its own table beside a sorted Vec; Erlang keeps its bucket lists inside a map, though an Erlang map is already a hash trie; and Solidity keeps its records in a mapping, with an array of keys as the ordered view, because a mapping cannot list its keys. Its insert, get, update, and delete are this lesson's put, get, put again, and remove, and instead of refusing a key it doubles its buckets and rehashes when the count passes three quarters of the buckets. Lesson 10.9 uses these comparison counts to show that a hash lookup is constant on average but not guaranteed. Volume 4, Chapter 13, Lesson 13.4: Consistent Hashing hashes keys to servers instead of buckets.</w:t>
+        <w:t>The Chapter 10 Project, the In-Memory Database, keeps its records in this table, grown: the same hash, 8 buckets to start, and a list per bucket, and its EXTENDED companion builds it in these four languages. Assembly does it as C does, with each bucket a chain of nodes from malloc; Rust keeps its own table beside a sorted Vec; Erlang keeps its bucket lists inside a map, though an Erlang map is already a hash trie; and Solidity keeps its records in a mapping, with an array of keys as the ordered view, becaus</w:t>
+      </w:r>
+      <w:r>
+        <w:t>e a mapping cannot list its keys. Its insert, get, update, and delete are this lesson's put, get, put again, and remove, and instead of refusing a key it doubles its buckets and rehashes when the count passes three quarters of the buckets. Lesson 10.9 uses these comparison counts to show that a hash lookup is constant on average but not guaranteed. Volume 4, Chapter 13, Lesson 13.4: Consistent Hashing hashes keys to servers instead of buckets.</w:t>
       </w:r>
     </w:p>
     <w:p>
@@ -23651,7 +23684,10 @@
     </w:p>
     <w:p>
       <w:r>
-        <w:t>Print a load report: every bucket's keys, in bucket order, and the load. For each bucket number from 0 to 7, print one line: Bucket, the number, a colon, and then each key in that bucket in order, each after one space, or the word empty after one space when the bucket has none. After the 8 lines, print Load: followed by the number of entries in the whole table, the words entries in, the number of buckets, and the word buckets. Call it from main (run in Solidity) directly after the second get of backup-01, the last get.</w:t>
+        <w:t>Print a load report: every bucket's keys, in bucket order, and the load. For each bucket number from 0 to 7, print one line: Bucket, the number, a colon, and then each key in that bucket in order, each after one space, or the word empty after one space when the bucket has none. After the 8 lines, print Load: followed by the number of entries in the whole table, the words entries in, the number of buckets, and the word buckets. Call it from main (run in Solidity) directly after the second get of backup-01, t</w:t>
+      </w:r>
+      <w:r>
+        <w:t>he last get.</w:t>
       </w:r>
     </w:p>
     <w:p>
@@ -23664,7 +23700,10 @@
         <w:pStyle w:val="ListBullet"/>
       </w:pPr>
       <w:r>
-        <w:t>Assembly: write print_buckets (rcx = the table; Linux rdi) directly above main. Add these texts: bucket_line_format db "Bucket %d:", 0, empty_text db " empty", 0, key_format db " %s", 0, newline_text db 10, 0, and load_format db "Load: %d entries in %d buckets", 10, 0. Keep the bucket's address in rbx, the bucket number in r12, the entry position in r13, and the entry total in r14; push all four, then sub rsp, 40 (Linux: sub rsp, 8) keeps the stack aligned. For each bucket, print bucket_line_format with the number, empty_text when its count is 0, key_format with each key, then newline_text; add the count to r14 and BUCKET_SIZE to rbx. Call it with lea rcx, [table] (Linux: lea rdi, [table]) and call print_buckets.</w:t>
+        <w:t>Assembly: write print_buckets (rcx = the table; Linux rdi) directly above main. Add these texts: bucket_line_format db "Bucket %d:", 0, empty_text db " empty", 0, key_format db " %s", 0, newline_text db 10, 0, and load_format db "Load: %d entries in %d buckets", 10, 0. Keep the bucket's address in rbx, the bucket number in r12, the entry position in r13, and the entry total in r14; push all four, then sub rsp, 40 (Linux: sub rsp, 8) keeps the stack aligned. For each bucket, print bucket_line_format with the</w:t>
+      </w:r>
+      <w:r>
+        <w:t xml:space="preserve"> number, empty_text when its count is 0, key_format with each key, then newline_text; add the count to r14 and BUCKET_SIZE to rbx. Call it with lea rcx, [table] (Linux: lea rdi, [table]) and call print_buckets.</w:t>
       </w:r>
     </w:p>
     <w:p>
@@ -23680,7 +23719,10 @@
         <w:pStyle w:val="ListBullet"/>
       </w:pPr>
       <w:r>
-        <w:t>Erlang: write print_buckets(Table) directly above main. It calls print_bucket_lines(Table, 0, 0), which takes the bucket number and the entry count so far, prints one bucket's line, and calls itself with the next number and the count plus length(Bucket); a first clause, print_bucket_lines(_Table, ?BUCKET_COUNT, EntryCount), prints the Load line and stops. Print a bucket's keys with print_keys(Bucket): print_keys([]) prints " empty~n", and any other bucket prints each key with lists:foreach and a fun, then ~n.</w:t>
+        <w:t>Erlang: write print_buckets(Table) directly above main. It calls print_bucket_lines(Table, 0, 0), which takes the bucket number and the entry count so far, prints one bucket's line, and calls itself with the next number and the count plus length(Bucket); a first clause, print_bucket_lines(_Table, ?BUCKET_COUNT, EntryCount), prints the Load line and stops. Print a bucket's keys with print_keys(Bucket): print_keys([]) prints " empty~n", and any other bucket prints each key with lists:foreach and a fun, then ~</w:t>
+      </w:r>
+      <w:r>
+        <w:t>n.</w:t>
       </w:r>
     </w:p>
     <w:p>
@@ -23698,7 +23740,10 @@
     </w:p>
     <w:p>
       <w:r>
-        <w:t>Run each program; it must match the Required Challenge Output below; in Assembly, without the last two lines. The report lists the buckets in their own order, 0 to 7, which the program owns, not the order the keys were added and not a library's order. Bucket 4 lists cache-01 before backup-01, because backup-01 joined it later, and Load: 5 entries in 8 buckets is the load factor 5/8. With the Exercise as well, it must match the Required Combined Output after it: dns-01 fills bucket 5, and the load becomes 6 entries.</w:t>
+        <w:t xml:space="preserve">Run each program; it must match the Required Challenge Output below; in Assembly, without the last two lines. The report lists the buckets in their own order, 0 to 7, which the program owns, not the order the keys were added and not a library's order. Bucket 4 lists cache-01 before backup-01, because backup-01 joined it later, and Load: 5 entries in 8 buckets is the load factor 5/8. With the Exercise as well, it must match the Required Combined Output after it: dns-01 fills bucket 5, and the load becomes 6 </w:t>
+      </w:r>
+      <w:r>
+        <w:t>entries.</w:t>
       </w:r>
     </w:p>
     <w:p>
@@ -24305,7 +24350,10 @@
     </w:p>
     <w:p>
       <w:r>
-        <w:t>A hash table finds a value by its key without searching everything, in every language here: the hash turns the key into a bucket number, and a lookup compares only the keys in that one bucket. Assembly shows the buckets byte by byte, with a register that wraps the hash by itself. Rust makes the wrap deliberate and its Option makes a missing key impossible to ignore. Erlang returns a new table for every change. Solidity's mapping turns the key's hash straight into a storage address, so it needs no buckets, but it cannot list its keys or tell a missing key from an empty value. Lesson 10.7a turns to trees: parent and child structures, such as an environment of regions, groups, and servers.</w:t>
+        <w:t>A hash table finds a value by its key without searching everything, in every language here: the hash turns the key into a bucket number, and a lookup compares only the keys in that one bucket. Assembly shows the buckets byte by byte, with a register that wraps the hash by itself. Rust makes the wrap deliberate and its Option makes a missing key impossible to ignore. Erlang returns a new table for every change. Solidity's mapping turns the key's hash straight into a storage address, so it needs no buckets, b</w:t>
+      </w:r>
+      <w:r>
+        <w:t>ut it cannot list its keys or tell a missing key from an empty value. Lesson 10.7a turns to trees: parent and child structures, such as an environment of regions, groups, and servers.</w:t>
       </w:r>
     </w:p>
     <w:sectPr>
@@ -24491,31 +24539,31 @@
       </w:rPr>
     </w:lvl>
   </w:abstractNum>
-  <w:num w:numId="1" w16cid:durableId="1365867701">
+  <w:num w:numId="1" w16cid:durableId="1929996103">
     <w:abstractNumId w:val="8"/>
   </w:num>
-  <w:num w:numId="2" w16cid:durableId="737167121">
+  <w:num w:numId="2" w16cid:durableId="1358851873">
     <w:abstractNumId w:val="6"/>
   </w:num>
-  <w:num w:numId="3" w16cid:durableId="861361248">
+  <w:num w:numId="3" w16cid:durableId="1987319595">
     <w:abstractNumId w:val="5"/>
   </w:num>
-  <w:num w:numId="4" w16cid:durableId="1177619712">
+  <w:num w:numId="4" w16cid:durableId="490873983">
     <w:abstractNumId w:val="4"/>
   </w:num>
-  <w:num w:numId="5" w16cid:durableId="1481119608">
+  <w:num w:numId="5" w16cid:durableId="1210874653">
     <w:abstractNumId w:val="7"/>
   </w:num>
-  <w:num w:numId="6" w16cid:durableId="76556904">
+  <w:num w:numId="6" w16cid:durableId="1468015656">
     <w:abstractNumId w:val="3"/>
   </w:num>
-  <w:num w:numId="7" w16cid:durableId="487523894">
+  <w:num w:numId="7" w16cid:durableId="577904750">
     <w:abstractNumId w:val="2"/>
   </w:num>
-  <w:num w:numId="8" w16cid:durableId="1538812063">
+  <w:num w:numId="8" w16cid:durableId="314143979">
     <w:abstractNumId w:val="1"/>
   </w:num>
-  <w:num w:numId="9" w16cid:durableId="1739085928">
+  <w:num w:numId="9" w16cid:durableId="1381589410">
     <w:abstractNumId w:val="0"/>
   </w:num>
 </w:numbering>
